--- a/RLA_Template.docx
+++ b/RLA_Template.docx
@@ -524,7 +524,7 @@
           <w:rFonts w:ascii="Times New Roman" w:hAnsi="Times New Roman" w:cs="Times New Roman"/>
           <w:lang w:eastAsia="zh-CN"/>
         </w:rPr>
-        <w:t xml:space="preserve">Analysis </w:t>
+        <w:t>Analysis</w:t>
       </w:r>
     </w:p>
     <w:p>
@@ -2603,6 +2603,7 @@
   <w:style w:type="character" w:default="1" w:styleId="DefaultParagraphFont">
     <w:name w:val="Default Paragraph Font"/>
     <w:uiPriority w:val="1"/>
+    <w:semiHidden/>
     <w:unhideWhenUsed/>
   </w:style>
   <w:style w:type="table" w:default="1" w:styleId="TableNormal">
